--- a/PLSQL.docx
+++ b/PLSQL.docx
@@ -4,6 +4,7 @@
   <w:body>
     <w:p>
       <w:pPr>
+        <w:ind w:left="-283"/>
         <w:jc w:val="center"/>
         <w:rPr>
           <w:noProof/>
@@ -17,26 +18,25 @@
       </w:r>
     </w:p>
     <w:p>
-      <w:r>
-        <w:rPr>
-          <w:noProof/>
-        </w:rPr>
-        <w:t>1)</w:t>
-      </w:r>
-      <w:r>
-        <w:rPr>
-          <w:noProof/>
-        </w:rPr>
-        <w:t xml:space="preserve"> </w:t>
-      </w:r>
+      <w:pPr>
+        <w:pStyle w:val="ListParagraph"/>
+        <w:numPr>
+          <w:ilvl w:val="0"/>
+          <w:numId w:val="1"/>
+        </w:numPr>
+        <w:ind w:left="-283" w:right="-57"/>
+        <w:rPr>
+          <w:noProof/>
+        </w:rPr>
+      </w:pPr>
       <w:r>
         <w:rPr>
           <w:noProof/>
         </w:rPr>
         <w:drawing>
-          <wp:inline distT="0" distB="0" distL="0" distR="0" wp14:anchorId="2763678E" wp14:editId="7D6BF56A">
-            <wp:extent cx="5731510" cy="3223895"/>
-            <wp:effectExtent l="0" t="0" r="2540" b="0"/>
+          <wp:inline distT="0" distB="0" distL="0" distR="0" wp14:anchorId="2763678E" wp14:editId="64501D29">
+            <wp:extent cx="2957762" cy="1663700"/>
+            <wp:effectExtent l="0" t="0" r="0" b="0"/>
             <wp:docPr id="1791862027" name="Picture 2"/>
             <wp:cNvGraphicFramePr>
               <a:graphicFrameLocks xmlns:a="http://schemas.openxmlformats.org/drawingml/2006/main" noChangeAspect="1"/>
@@ -46,52 +46,6 @@
                 <pic:pic xmlns:pic="http://schemas.openxmlformats.org/drawingml/2006/picture">
                   <pic:nvPicPr>
                     <pic:cNvPr id="1791862027" name="Picture 1791862027"/>
-                    <pic:cNvPicPr/>
-                  </pic:nvPicPr>
-                  <pic:blipFill>
-                    <a:blip r:embed="rId4" cstate="print">
-                      <a:extLst>
-                        <a:ext uri="{28A0092B-C50C-407E-A947-70E740481C1C}">
-                          <a14:useLocalDpi xmlns:a14="http://schemas.microsoft.com/office/drawing/2010/main" val="0"/>
-                        </a:ext>
-                      </a:extLst>
-                    </a:blip>
-                    <a:stretch>
-                      <a:fillRect/>
-                    </a:stretch>
-                  </pic:blipFill>
-                  <pic:spPr>
-                    <a:xfrm>
-                      <a:off x="0" y="0"/>
-                      <a:ext cx="5731510" cy="3223895"/>
-                    </a:xfrm>
-                    <a:prstGeom prst="rect">
-                      <a:avLst/>
-                    </a:prstGeom>
-                  </pic:spPr>
-                </pic:pic>
-              </a:graphicData>
-            </a:graphic>
-          </wp:inline>
-        </w:drawing>
-      </w:r>
-      <w:r>
-        <w:rPr>
-          <w:noProof/>
-        </w:rPr>
-        <w:drawing>
-          <wp:inline distT="0" distB="0" distL="0" distR="0" wp14:anchorId="485E2DC8" wp14:editId="2E3D36CC">
-            <wp:extent cx="5731510" cy="3223895"/>
-            <wp:effectExtent l="0" t="0" r="2540" b="0"/>
-            <wp:docPr id="1977999431" name="Picture 1"/>
-            <wp:cNvGraphicFramePr>
-              <a:graphicFrameLocks xmlns:a="http://schemas.openxmlformats.org/drawingml/2006/main" noChangeAspect="1"/>
-            </wp:cNvGraphicFramePr>
-            <a:graphic xmlns:a="http://schemas.openxmlformats.org/drawingml/2006/main">
-              <a:graphicData uri="http://schemas.openxmlformats.org/drawingml/2006/picture">
-                <pic:pic xmlns:pic="http://schemas.openxmlformats.org/drawingml/2006/picture">
-                  <pic:nvPicPr>
-                    <pic:cNvPr id="1977999431" name="Picture 1977999431"/>
                     <pic:cNvPicPr/>
                   </pic:nvPicPr>
                   <pic:blipFill>
@@ -109,7 +63,7 @@
                   <pic:spPr>
                     <a:xfrm>
                       <a:off x="0" y="0"/>
-                      <a:ext cx="5731510" cy="3223895"/>
+                      <a:ext cx="2964952" cy="1667744"/>
                     </a:xfrm>
                     <a:prstGeom prst="rect">
                       <a:avLst/>
@@ -121,6 +75,997 @@
           </wp:inline>
         </w:drawing>
       </w:r>
+      <w:r>
+        <w:rPr>
+          <w:noProof/>
+        </w:rPr>
+        <w:drawing>
+          <wp:inline distT="0" distB="0" distL="0" distR="0" wp14:anchorId="485E2DC8" wp14:editId="78F4D9B0">
+            <wp:extent cx="2921000" cy="1643022"/>
+            <wp:effectExtent l="0" t="0" r="0" b="0"/>
+            <wp:docPr id="1977999431" name="Picture 1"/>
+            <wp:cNvGraphicFramePr>
+              <a:graphicFrameLocks xmlns:a="http://schemas.openxmlformats.org/drawingml/2006/main" noChangeAspect="1"/>
+            </wp:cNvGraphicFramePr>
+            <a:graphic xmlns:a="http://schemas.openxmlformats.org/drawingml/2006/main">
+              <a:graphicData uri="http://schemas.openxmlformats.org/drawingml/2006/picture">
+                <pic:pic xmlns:pic="http://schemas.openxmlformats.org/drawingml/2006/picture">
+                  <pic:nvPicPr>
+                    <pic:cNvPr id="1977999431" name="Picture 1977999431"/>
+                    <pic:cNvPicPr/>
+                  </pic:nvPicPr>
+                  <pic:blipFill>
+                    <a:blip r:embed="rId6" cstate="print">
+                      <a:extLst>
+                        <a:ext uri="{28A0092B-C50C-407E-A947-70E740481C1C}">
+                          <a14:useLocalDpi xmlns:a14="http://schemas.microsoft.com/office/drawing/2010/main" val="0"/>
+                        </a:ext>
+                      </a:extLst>
+                    </a:blip>
+                    <a:stretch>
+                      <a:fillRect/>
+                    </a:stretch>
+                  </pic:blipFill>
+                  <pic:spPr>
+                    <a:xfrm>
+                      <a:off x="0" y="0"/>
+                      <a:ext cx="2929147" cy="1647605"/>
+                    </a:xfrm>
+                    <a:prstGeom prst="rect">
+                      <a:avLst/>
+                    </a:prstGeom>
+                  </pic:spPr>
+                </pic:pic>
+              </a:graphicData>
+            </a:graphic>
+          </wp:inline>
+        </w:drawing>
+      </w:r>
+    </w:p>
+    <w:p>
+      <w:pPr>
+        <w:pStyle w:val="ListParagraph"/>
+        <w:numPr>
+          <w:ilvl w:val="0"/>
+          <w:numId w:val="1"/>
+        </w:numPr>
+        <w:ind w:left="-283"/>
+      </w:pPr>
+      <w:r>
+        <w:t>FUND TRANSFER</w:t>
+      </w:r>
+    </w:p>
+    <w:p>
+      <w:pPr>
+        <w:ind w:left="-283"/>
+      </w:pPr>
+      <w:r>
+        <w:rPr>
+          <w:noProof/>
+        </w:rPr>
+        <w:drawing>
+          <wp:inline distT="0" distB="0" distL="0" distR="0" wp14:anchorId="15472273" wp14:editId="28A973C4">
+            <wp:extent cx="2609850" cy="1468004"/>
+            <wp:effectExtent l="0" t="0" r="0" b="0"/>
+            <wp:docPr id="204565733" name="Picture 4"/>
+            <wp:cNvGraphicFramePr>
+              <a:graphicFrameLocks xmlns:a="http://schemas.openxmlformats.org/drawingml/2006/main" noChangeAspect="1"/>
+            </wp:cNvGraphicFramePr>
+            <a:graphic xmlns:a="http://schemas.openxmlformats.org/drawingml/2006/main">
+              <a:graphicData uri="http://schemas.openxmlformats.org/drawingml/2006/picture">
+                <pic:pic xmlns:pic="http://schemas.openxmlformats.org/drawingml/2006/picture">
+                  <pic:nvPicPr>
+                    <pic:cNvPr id="204565733" name="Picture 204565733"/>
+                    <pic:cNvPicPr/>
+                  </pic:nvPicPr>
+                  <pic:blipFill>
+                    <a:blip r:embed="rId7" cstate="print">
+                      <a:extLst>
+                        <a:ext uri="{28A0092B-C50C-407E-A947-70E740481C1C}">
+                          <a14:useLocalDpi xmlns:a14="http://schemas.microsoft.com/office/drawing/2010/main" val="0"/>
+                        </a:ext>
+                      </a:extLst>
+                    </a:blip>
+                    <a:stretch>
+                      <a:fillRect/>
+                    </a:stretch>
+                  </pic:blipFill>
+                  <pic:spPr>
+                    <a:xfrm>
+                      <a:off x="0" y="0"/>
+                      <a:ext cx="2620259" cy="1473859"/>
+                    </a:xfrm>
+                    <a:prstGeom prst="rect">
+                      <a:avLst/>
+                    </a:prstGeom>
+                  </pic:spPr>
+                </pic:pic>
+              </a:graphicData>
+            </a:graphic>
+          </wp:inline>
+        </w:drawing>
+      </w:r>
+      <w:r>
+        <w:rPr>
+          <w:noProof/>
+        </w:rPr>
+        <w:drawing>
+          <wp:inline distT="0" distB="0" distL="0" distR="0" wp14:anchorId="10D94304" wp14:editId="272745B2">
+            <wp:extent cx="2605088" cy="1465326"/>
+            <wp:effectExtent l="0" t="0" r="5080" b="1905"/>
+            <wp:docPr id="873748410" name="Picture 3"/>
+            <wp:cNvGraphicFramePr>
+              <a:graphicFrameLocks xmlns:a="http://schemas.openxmlformats.org/drawingml/2006/main" noChangeAspect="1"/>
+            </wp:cNvGraphicFramePr>
+            <a:graphic xmlns:a="http://schemas.openxmlformats.org/drawingml/2006/main">
+              <a:graphicData uri="http://schemas.openxmlformats.org/drawingml/2006/picture">
+                <pic:pic xmlns:pic="http://schemas.openxmlformats.org/drawingml/2006/picture">
+                  <pic:nvPicPr>
+                    <pic:cNvPr id="873748410" name="Picture 873748410"/>
+                    <pic:cNvPicPr/>
+                  </pic:nvPicPr>
+                  <pic:blipFill>
+                    <a:blip r:embed="rId8" cstate="print">
+                      <a:extLst>
+                        <a:ext uri="{28A0092B-C50C-407E-A947-70E740481C1C}">
+                          <a14:useLocalDpi xmlns:a14="http://schemas.microsoft.com/office/drawing/2010/main" val="0"/>
+                        </a:ext>
+                      </a:extLst>
+                    </a:blip>
+                    <a:stretch>
+                      <a:fillRect/>
+                    </a:stretch>
+                  </pic:blipFill>
+                  <pic:spPr>
+                    <a:xfrm>
+                      <a:off x="0" y="0"/>
+                      <a:ext cx="2621381" cy="1474490"/>
+                    </a:xfrm>
+                    <a:prstGeom prst="rect">
+                      <a:avLst/>
+                    </a:prstGeom>
+                  </pic:spPr>
+                </pic:pic>
+              </a:graphicData>
+            </a:graphic>
+          </wp:inline>
+        </w:drawing>
+      </w:r>
+    </w:p>
+    <w:p>
+      <w:pPr>
+        <w:ind w:left="-283"/>
+      </w:pPr>
+      <w:r>
+        <w:t>2)ii percentage salary update</w:t>
+      </w:r>
+    </w:p>
+    <w:p>
+      <w:pPr>
+        <w:ind w:left="-283"/>
+      </w:pPr>
+      <w:r>
+        <w:tab/>
+      </w:r>
+      <w:r>
+        <w:rPr>
+          <w:noProof/>
+        </w:rPr>
+        <w:drawing>
+          <wp:inline distT="0" distB="0" distL="0" distR="0" wp14:anchorId="1501E5C9" wp14:editId="2495F00F">
+            <wp:extent cx="2649002" cy="1490027"/>
+            <wp:effectExtent l="0" t="0" r="0" b="0"/>
+            <wp:docPr id="172335865" name="Picture 5"/>
+            <wp:cNvGraphicFramePr>
+              <a:graphicFrameLocks xmlns:a="http://schemas.openxmlformats.org/drawingml/2006/main" noChangeAspect="1"/>
+            </wp:cNvGraphicFramePr>
+            <a:graphic xmlns:a="http://schemas.openxmlformats.org/drawingml/2006/main">
+              <a:graphicData uri="http://schemas.openxmlformats.org/drawingml/2006/picture">
+                <pic:pic xmlns:pic="http://schemas.openxmlformats.org/drawingml/2006/picture">
+                  <pic:nvPicPr>
+                    <pic:cNvPr id="172335865" name="Picture 172335865"/>
+                    <pic:cNvPicPr/>
+                  </pic:nvPicPr>
+                  <pic:blipFill>
+                    <a:blip r:embed="rId9" cstate="print">
+                      <a:extLst>
+                        <a:ext uri="{28A0092B-C50C-407E-A947-70E740481C1C}">
+                          <a14:useLocalDpi xmlns:a14="http://schemas.microsoft.com/office/drawing/2010/main" val="0"/>
+                        </a:ext>
+                      </a:extLst>
+                    </a:blip>
+                    <a:stretch>
+                      <a:fillRect/>
+                    </a:stretch>
+                  </pic:blipFill>
+                  <pic:spPr>
+                    <a:xfrm>
+                      <a:off x="0" y="0"/>
+                      <a:ext cx="2666631" cy="1499943"/>
+                    </a:xfrm>
+                    <a:prstGeom prst="rect">
+                      <a:avLst/>
+                    </a:prstGeom>
+                  </pic:spPr>
+                </pic:pic>
+              </a:graphicData>
+            </a:graphic>
+          </wp:inline>
+        </w:drawing>
+      </w:r>
+      <w:r>
+        <w:tab/>
+      </w:r>
+      <w:r>
+        <w:rPr>
+          <w:noProof/>
+        </w:rPr>
+        <w:drawing>
+          <wp:inline distT="0" distB="0" distL="0" distR="0" wp14:anchorId="656B61B2" wp14:editId="0897048B">
+            <wp:extent cx="2624138" cy="1476041"/>
+            <wp:effectExtent l="0" t="0" r="5080" b="0"/>
+            <wp:docPr id="1266196276" name="Picture 6"/>
+            <wp:cNvGraphicFramePr>
+              <a:graphicFrameLocks xmlns:a="http://schemas.openxmlformats.org/drawingml/2006/main" noChangeAspect="1"/>
+            </wp:cNvGraphicFramePr>
+            <a:graphic xmlns:a="http://schemas.openxmlformats.org/drawingml/2006/main">
+              <a:graphicData uri="http://schemas.openxmlformats.org/drawingml/2006/picture">
+                <pic:pic xmlns:pic="http://schemas.openxmlformats.org/drawingml/2006/picture">
+                  <pic:nvPicPr>
+                    <pic:cNvPr id="1266196276" name="Picture 1266196276"/>
+                    <pic:cNvPicPr/>
+                  </pic:nvPicPr>
+                  <pic:blipFill>
+                    <a:blip r:embed="rId10" cstate="print">
+                      <a:extLst>
+                        <a:ext uri="{28A0092B-C50C-407E-A947-70E740481C1C}">
+                          <a14:useLocalDpi xmlns:a14="http://schemas.microsoft.com/office/drawing/2010/main" val="0"/>
+                        </a:ext>
+                      </a:extLst>
+                    </a:blip>
+                    <a:stretch>
+                      <a:fillRect/>
+                    </a:stretch>
+                  </pic:blipFill>
+                  <pic:spPr>
+                    <a:xfrm>
+                      <a:off x="0" y="0"/>
+                      <a:ext cx="2634074" cy="1481630"/>
+                    </a:xfrm>
+                    <a:prstGeom prst="rect">
+                      <a:avLst/>
+                    </a:prstGeom>
+                  </pic:spPr>
+                </pic:pic>
+              </a:graphicData>
+            </a:graphic>
+          </wp:inline>
+        </w:drawing>
+      </w:r>
+    </w:p>
+    <w:p>
+      <w:pPr>
+        <w:ind w:left="-283"/>
+      </w:pPr>
+      <w:r>
+        <w:t>iii)duplicate customers</w:t>
+      </w:r>
+    </w:p>
+    <w:p>
+      <w:pPr>
+        <w:ind w:left="-283"/>
+        <w:rPr>
+          <w:noProof/>
+        </w:rPr>
+      </w:pPr>
+      <w:r>
+        <w:rPr>
+          <w:noProof/>
+        </w:rPr>
+        <w:drawing>
+          <wp:inline distT="0" distB="0" distL="0" distR="0" wp14:anchorId="5A145E4D" wp14:editId="75C0FAE0">
+            <wp:extent cx="2500313" cy="1406392"/>
+            <wp:effectExtent l="0" t="0" r="0" b="3810"/>
+            <wp:docPr id="1409394118" name="Picture 7"/>
+            <wp:cNvGraphicFramePr>
+              <a:graphicFrameLocks xmlns:a="http://schemas.openxmlformats.org/drawingml/2006/main" noChangeAspect="1"/>
+            </wp:cNvGraphicFramePr>
+            <a:graphic xmlns:a="http://schemas.openxmlformats.org/drawingml/2006/main">
+              <a:graphicData uri="http://schemas.openxmlformats.org/drawingml/2006/picture">
+                <pic:pic xmlns:pic="http://schemas.openxmlformats.org/drawingml/2006/picture">
+                  <pic:nvPicPr>
+                    <pic:cNvPr id="1409394118" name="Picture 1409394118"/>
+                    <pic:cNvPicPr/>
+                  </pic:nvPicPr>
+                  <pic:blipFill>
+                    <a:blip r:embed="rId11" cstate="print">
+                      <a:extLst>
+                        <a:ext uri="{28A0092B-C50C-407E-A947-70E740481C1C}">
+                          <a14:useLocalDpi xmlns:a14="http://schemas.microsoft.com/office/drawing/2010/main" val="0"/>
+                        </a:ext>
+                      </a:extLst>
+                    </a:blip>
+                    <a:stretch>
+                      <a:fillRect/>
+                    </a:stretch>
+                  </pic:blipFill>
+                  <pic:spPr>
+                    <a:xfrm>
+                      <a:off x="0" y="0"/>
+                      <a:ext cx="2530634" cy="1423447"/>
+                    </a:xfrm>
+                    <a:prstGeom prst="rect">
+                      <a:avLst/>
+                    </a:prstGeom>
+                  </pic:spPr>
+                </pic:pic>
+              </a:graphicData>
+            </a:graphic>
+          </wp:inline>
+        </w:drawing>
+      </w:r>
+      <w:r>
+        <w:rPr>
+          <w:noProof/>
+        </w:rPr>
+        <w:t xml:space="preserve"> </w:t>
+      </w:r>
+      <w:r>
+        <w:rPr>
+          <w:noProof/>
+        </w:rPr>
+        <w:drawing>
+          <wp:inline distT="0" distB="0" distL="0" distR="0" wp14:anchorId="6DB4ADB2" wp14:editId="6DEE9B19">
+            <wp:extent cx="2576512" cy="1420567"/>
+            <wp:effectExtent l="0" t="0" r="0" b="8255"/>
+            <wp:docPr id="1182664689" name="Picture 8"/>
+            <wp:cNvGraphicFramePr>
+              <a:graphicFrameLocks xmlns:a="http://schemas.openxmlformats.org/drawingml/2006/main" noChangeAspect="1"/>
+            </wp:cNvGraphicFramePr>
+            <a:graphic xmlns:a="http://schemas.openxmlformats.org/drawingml/2006/main">
+              <a:graphicData uri="http://schemas.openxmlformats.org/drawingml/2006/picture">
+                <pic:pic xmlns:pic="http://schemas.openxmlformats.org/drawingml/2006/picture">
+                  <pic:nvPicPr>
+                    <pic:cNvPr id="1182664689" name="Picture 1182664689"/>
+                    <pic:cNvPicPr/>
+                  </pic:nvPicPr>
+                  <pic:blipFill>
+                    <a:blip r:embed="rId12" cstate="print">
+                      <a:extLst>
+                        <a:ext uri="{28A0092B-C50C-407E-A947-70E740481C1C}">
+                          <a14:useLocalDpi xmlns:a14="http://schemas.microsoft.com/office/drawing/2010/main" val="0"/>
+                        </a:ext>
+                      </a:extLst>
+                    </a:blip>
+                    <a:stretch>
+                      <a:fillRect/>
+                    </a:stretch>
+                  </pic:blipFill>
+                  <pic:spPr>
+                    <a:xfrm>
+                      <a:off x="0" y="0"/>
+                      <a:ext cx="2597291" cy="1432023"/>
+                    </a:xfrm>
+                    <a:prstGeom prst="rect">
+                      <a:avLst/>
+                    </a:prstGeom>
+                  </pic:spPr>
+                </pic:pic>
+              </a:graphicData>
+            </a:graphic>
+          </wp:inline>
+        </w:drawing>
+      </w:r>
+    </w:p>
+    <w:p>
+      <w:pPr>
+        <w:ind w:left="-283"/>
+        <w:jc w:val="center"/>
+        <w:rPr>
+          <w:noProof/>
+        </w:rPr>
+      </w:pPr>
+      <w:r>
+        <w:rPr>
+          <w:noProof/>
+        </w:rPr>
+        <w:lastRenderedPageBreak/>
+        <w:drawing>
+          <wp:inline distT="0" distB="0" distL="0" distR="0" wp14:anchorId="7B501C06" wp14:editId="3034A019">
+            <wp:extent cx="3500438" cy="1968947"/>
+            <wp:effectExtent l="0" t="0" r="5080" b="0"/>
+            <wp:docPr id="219768926" name="Picture 9"/>
+            <wp:cNvGraphicFramePr>
+              <a:graphicFrameLocks xmlns:a="http://schemas.openxmlformats.org/drawingml/2006/main" noChangeAspect="1"/>
+            </wp:cNvGraphicFramePr>
+            <a:graphic xmlns:a="http://schemas.openxmlformats.org/drawingml/2006/main">
+              <a:graphicData uri="http://schemas.openxmlformats.org/drawingml/2006/picture">
+                <pic:pic xmlns:pic="http://schemas.openxmlformats.org/drawingml/2006/picture">
+                  <pic:nvPicPr>
+                    <pic:cNvPr id="219768926" name="Picture 219768926"/>
+                    <pic:cNvPicPr/>
+                  </pic:nvPicPr>
+                  <pic:blipFill>
+                    <a:blip r:embed="rId13" cstate="print">
+                      <a:extLst>
+                        <a:ext uri="{28A0092B-C50C-407E-A947-70E740481C1C}">
+                          <a14:useLocalDpi xmlns:a14="http://schemas.microsoft.com/office/drawing/2010/main" val="0"/>
+                        </a:ext>
+                      </a:extLst>
+                    </a:blip>
+                    <a:stretch>
+                      <a:fillRect/>
+                    </a:stretch>
+                  </pic:blipFill>
+                  <pic:spPr>
+                    <a:xfrm>
+                      <a:off x="0" y="0"/>
+                      <a:ext cx="3530915" cy="1986090"/>
+                    </a:xfrm>
+                    <a:prstGeom prst="rect">
+                      <a:avLst/>
+                    </a:prstGeom>
+                  </pic:spPr>
+                </pic:pic>
+              </a:graphicData>
+            </a:graphic>
+          </wp:inline>
+        </w:drawing>
+      </w:r>
+    </w:p>
+    <w:p>
+      <w:pPr>
+        <w:ind w:left="-283"/>
+        <w:rPr>
+          <w:noProof/>
+        </w:rPr>
+      </w:pPr>
+      <w:r>
+        <w:rPr>
+          <w:noProof/>
+        </w:rPr>
+        <w:t>3)</w:t>
+      </w:r>
+    </w:p>
+    <w:p>
+      <w:pPr>
+        <w:ind w:left="-283"/>
+        <w:rPr>
+          <w:noProof/>
+        </w:rPr>
+      </w:pPr>
+      <w:r>
+        <w:rPr>
+          <w:noProof/>
+        </w:rPr>
+        <w:t xml:space="preserve"> </w:t>
+      </w:r>
+      <w:r>
+        <w:rPr>
+          <w:noProof/>
+        </w:rPr>
+        <w:drawing>
+          <wp:inline distT="0" distB="0" distL="0" distR="0" wp14:anchorId="76DF67BA" wp14:editId="3D2C8A50">
+            <wp:extent cx="3407410" cy="1916621"/>
+            <wp:effectExtent l="0" t="0" r="2540" b="7620"/>
+            <wp:docPr id="12886707" name="Picture 1"/>
+            <wp:cNvGraphicFramePr>
+              <a:graphicFrameLocks xmlns:a="http://schemas.openxmlformats.org/drawingml/2006/main" noChangeAspect="1"/>
+            </wp:cNvGraphicFramePr>
+            <a:graphic xmlns:a="http://schemas.openxmlformats.org/drawingml/2006/main">
+              <a:graphicData uri="http://schemas.openxmlformats.org/drawingml/2006/picture">
+                <pic:pic xmlns:pic="http://schemas.openxmlformats.org/drawingml/2006/picture">
+                  <pic:nvPicPr>
+                    <pic:cNvPr id="12886707" name=""/>
+                    <pic:cNvPicPr/>
+                  </pic:nvPicPr>
+                  <pic:blipFill>
+                    <a:blip r:embed="rId14"/>
+                    <a:stretch>
+                      <a:fillRect/>
+                    </a:stretch>
+                  </pic:blipFill>
+                  <pic:spPr>
+                    <a:xfrm>
+                      <a:off x="0" y="0"/>
+                      <a:ext cx="3421819" cy="1924726"/>
+                    </a:xfrm>
+                    <a:prstGeom prst="rect">
+                      <a:avLst/>
+                    </a:prstGeom>
+                  </pic:spPr>
+                </pic:pic>
+              </a:graphicData>
+            </a:graphic>
+          </wp:inline>
+        </w:drawing>
+      </w:r>
+    </w:p>
+    <w:p>
+      <w:pPr>
+        <w:ind w:left="-283"/>
+      </w:pPr>
+      <w:r>
+        <w:rPr>
+          <w:noProof/>
+        </w:rPr>
+        <w:drawing>
+          <wp:inline distT="0" distB="0" distL="0" distR="0" wp14:anchorId="62FF150E" wp14:editId="00054EFF">
+            <wp:extent cx="3433763" cy="1931445"/>
+            <wp:effectExtent l="0" t="0" r="0" b="0"/>
+            <wp:docPr id="674410277" name="Picture 1"/>
+            <wp:cNvGraphicFramePr>
+              <a:graphicFrameLocks xmlns:a="http://schemas.openxmlformats.org/drawingml/2006/main" noChangeAspect="1"/>
+            </wp:cNvGraphicFramePr>
+            <a:graphic xmlns:a="http://schemas.openxmlformats.org/drawingml/2006/main">
+              <a:graphicData uri="http://schemas.openxmlformats.org/drawingml/2006/picture">
+                <pic:pic xmlns:pic="http://schemas.openxmlformats.org/drawingml/2006/picture">
+                  <pic:nvPicPr>
+                    <pic:cNvPr id="674410277" name=""/>
+                    <pic:cNvPicPr/>
+                  </pic:nvPicPr>
+                  <pic:blipFill>
+                    <a:blip r:embed="rId15"/>
+                    <a:stretch>
+                      <a:fillRect/>
+                    </a:stretch>
+                  </pic:blipFill>
+                  <pic:spPr>
+                    <a:xfrm>
+                      <a:off x="0" y="0"/>
+                      <a:ext cx="3450126" cy="1940649"/>
+                    </a:xfrm>
+                    <a:prstGeom prst="rect">
+                      <a:avLst/>
+                    </a:prstGeom>
+                  </pic:spPr>
+                </pic:pic>
+              </a:graphicData>
+            </a:graphic>
+          </wp:inline>
+        </w:drawing>
+      </w:r>
+    </w:p>
+    <w:p>
+      <w:pPr>
+        <w:ind w:left="-283"/>
+      </w:pPr>
+      <w:r>
+        <w:rPr>
+          <w:noProof/>
+        </w:rPr>
+        <w:drawing>
+          <wp:inline distT="0" distB="0" distL="0" distR="0" wp14:anchorId="16A851C6" wp14:editId="3E8DC48B">
+            <wp:extent cx="2671763" cy="1502829"/>
+            <wp:effectExtent l="0" t="0" r="0" b="2540"/>
+            <wp:docPr id="760900269" name="Picture 10"/>
+            <wp:cNvGraphicFramePr>
+              <a:graphicFrameLocks xmlns:a="http://schemas.openxmlformats.org/drawingml/2006/main" noChangeAspect="1"/>
+            </wp:cNvGraphicFramePr>
+            <a:graphic xmlns:a="http://schemas.openxmlformats.org/drawingml/2006/main">
+              <a:graphicData uri="http://schemas.openxmlformats.org/drawingml/2006/picture">
+                <pic:pic xmlns:pic="http://schemas.openxmlformats.org/drawingml/2006/picture">
+                  <pic:nvPicPr>
+                    <pic:cNvPr id="760900269" name="Picture 760900269"/>
+                    <pic:cNvPicPr/>
+                  </pic:nvPicPr>
+                  <pic:blipFill>
+                    <a:blip r:embed="rId16" cstate="print">
+                      <a:extLst>
+                        <a:ext uri="{28A0092B-C50C-407E-A947-70E740481C1C}">
+                          <a14:useLocalDpi xmlns:a14="http://schemas.microsoft.com/office/drawing/2010/main" val="0"/>
+                        </a:ext>
+                      </a:extLst>
+                    </a:blip>
+                    <a:stretch>
+                      <a:fillRect/>
+                    </a:stretch>
+                  </pic:blipFill>
+                  <pic:spPr>
+                    <a:xfrm>
+                      <a:off x="0" y="0"/>
+                      <a:ext cx="2699053" cy="1518179"/>
+                    </a:xfrm>
+                    <a:prstGeom prst="rect">
+                      <a:avLst/>
+                    </a:prstGeom>
+                  </pic:spPr>
+                </pic:pic>
+              </a:graphicData>
+            </a:graphic>
+          </wp:inline>
+        </w:drawing>
+      </w:r>
+      <w:r>
+        <w:rPr>
+          <w:noProof/>
+        </w:rPr>
+        <w:drawing>
+          <wp:inline distT="0" distB="0" distL="0" distR="0" wp14:anchorId="20F79844" wp14:editId="09BD4F09">
+            <wp:extent cx="2733675" cy="1537654"/>
+            <wp:effectExtent l="0" t="0" r="0" b="5715"/>
+            <wp:docPr id="318045996" name="Picture 11"/>
+            <wp:cNvGraphicFramePr>
+              <a:graphicFrameLocks xmlns:a="http://schemas.openxmlformats.org/drawingml/2006/main" noChangeAspect="1"/>
+            </wp:cNvGraphicFramePr>
+            <a:graphic xmlns:a="http://schemas.openxmlformats.org/drawingml/2006/main">
+              <a:graphicData uri="http://schemas.openxmlformats.org/drawingml/2006/picture">
+                <pic:pic xmlns:pic="http://schemas.openxmlformats.org/drawingml/2006/picture">
+                  <pic:nvPicPr>
+                    <pic:cNvPr id="318045996" name="Picture 318045996"/>
+                    <pic:cNvPicPr/>
+                  </pic:nvPicPr>
+                  <pic:blipFill>
+                    <a:blip r:embed="rId17" cstate="print">
+                      <a:extLst>
+                        <a:ext uri="{28A0092B-C50C-407E-A947-70E740481C1C}">
+                          <a14:useLocalDpi xmlns:a14="http://schemas.microsoft.com/office/drawing/2010/main" val="0"/>
+                        </a:ext>
+                      </a:extLst>
+                    </a:blip>
+                    <a:stretch>
+                      <a:fillRect/>
+                    </a:stretch>
+                  </pic:blipFill>
+                  <pic:spPr>
+                    <a:xfrm>
+                      <a:off x="0" y="0"/>
+                      <a:ext cx="2742754" cy="1542761"/>
+                    </a:xfrm>
+                    <a:prstGeom prst="rect">
+                      <a:avLst/>
+                    </a:prstGeom>
+                  </pic:spPr>
+                </pic:pic>
+              </a:graphicData>
+            </a:graphic>
+          </wp:inline>
+        </w:drawing>
+      </w:r>
+    </w:p>
+    <w:p>
+      <w:pPr>
+        <w:ind w:left="-283"/>
+      </w:pPr>
+    </w:p>
+    <w:p>
+      <w:pPr>
+        <w:ind w:left="-283"/>
+      </w:pPr>
+    </w:p>
+    <w:p>
+      <w:pPr>
+        <w:ind w:left="-283"/>
+        <w:rPr>
+          <w:noProof/>
+        </w:rPr>
+      </w:pPr>
+      <w:r>
+        <w:lastRenderedPageBreak/>
+        <w:t>4)</w:t>
+      </w:r>
+      <w:r>
+        <w:rPr>
+          <w:noProof/>
+        </w:rPr>
+        <w:t xml:space="preserve"> </w:t>
+      </w:r>
+    </w:p>
+    <w:p>
+      <w:pPr>
+        <w:ind w:left="-283"/>
+      </w:pPr>
+      <w:r>
+        <w:rPr>
+          <w:noProof/>
+        </w:rPr>
+        <w:drawing>
+          <wp:inline distT="0" distB="0" distL="0" distR="0" wp14:anchorId="089A18FE" wp14:editId="57994945">
+            <wp:extent cx="2981325" cy="1676954"/>
+            <wp:effectExtent l="0" t="0" r="0" b="0"/>
+            <wp:docPr id="959140035" name="Picture 1"/>
+            <wp:cNvGraphicFramePr>
+              <a:graphicFrameLocks xmlns:a="http://schemas.openxmlformats.org/drawingml/2006/main" noChangeAspect="1"/>
+            </wp:cNvGraphicFramePr>
+            <a:graphic xmlns:a="http://schemas.openxmlformats.org/drawingml/2006/main">
+              <a:graphicData uri="http://schemas.openxmlformats.org/drawingml/2006/picture">
+                <pic:pic xmlns:pic="http://schemas.openxmlformats.org/drawingml/2006/picture">
+                  <pic:nvPicPr>
+                    <pic:cNvPr id="959140035" name=""/>
+                    <pic:cNvPicPr/>
+                  </pic:nvPicPr>
+                  <pic:blipFill>
+                    <a:blip r:embed="rId18"/>
+                    <a:stretch>
+                      <a:fillRect/>
+                    </a:stretch>
+                  </pic:blipFill>
+                  <pic:spPr>
+                    <a:xfrm>
+                      <a:off x="0" y="0"/>
+                      <a:ext cx="2991871" cy="1682886"/>
+                    </a:xfrm>
+                    <a:prstGeom prst="rect">
+                      <a:avLst/>
+                    </a:prstGeom>
+                  </pic:spPr>
+                </pic:pic>
+              </a:graphicData>
+            </a:graphic>
+          </wp:inline>
+        </w:drawing>
+      </w:r>
+      <w:r>
+        <w:rPr>
+          <w:noProof/>
+        </w:rPr>
+        <w:drawing>
+          <wp:inline distT="0" distB="0" distL="0" distR="0" wp14:anchorId="03A19F89" wp14:editId="449E2E20">
+            <wp:extent cx="2900363" cy="1631413"/>
+            <wp:effectExtent l="0" t="0" r="0" b="6985"/>
+            <wp:docPr id="1450000578" name="Picture 1"/>
+            <wp:cNvGraphicFramePr>
+              <a:graphicFrameLocks xmlns:a="http://schemas.openxmlformats.org/drawingml/2006/main" noChangeAspect="1"/>
+            </wp:cNvGraphicFramePr>
+            <a:graphic xmlns:a="http://schemas.openxmlformats.org/drawingml/2006/main">
+              <a:graphicData uri="http://schemas.openxmlformats.org/drawingml/2006/picture">
+                <pic:pic xmlns:pic="http://schemas.openxmlformats.org/drawingml/2006/picture">
+                  <pic:nvPicPr>
+                    <pic:cNvPr id="1450000578" name=""/>
+                    <pic:cNvPicPr/>
+                  </pic:nvPicPr>
+                  <pic:blipFill>
+                    <a:blip r:embed="rId19"/>
+                    <a:stretch>
+                      <a:fillRect/>
+                    </a:stretch>
+                  </pic:blipFill>
+                  <pic:spPr>
+                    <a:xfrm>
+                      <a:off x="0" y="0"/>
+                      <a:ext cx="2913425" cy="1638760"/>
+                    </a:xfrm>
+                    <a:prstGeom prst="rect">
+                      <a:avLst/>
+                    </a:prstGeom>
+                  </pic:spPr>
+                </pic:pic>
+              </a:graphicData>
+            </a:graphic>
+          </wp:inline>
+        </w:drawing>
+      </w:r>
+    </w:p>
+    <w:p>
+      <w:pPr>
+        <w:ind w:left="-283"/>
+        <w:rPr>
+          <w:noProof/>
+        </w:rPr>
+      </w:pPr>
+      <w:r>
+        <w:rPr>
+          <w:noProof/>
+        </w:rPr>
+        <w:drawing>
+          <wp:inline distT="0" distB="0" distL="0" distR="0" wp14:anchorId="71B2F3E5" wp14:editId="566CA47B">
+            <wp:extent cx="2881313" cy="1620698"/>
+            <wp:effectExtent l="0" t="0" r="0" b="0"/>
+            <wp:docPr id="1641898346" name="Picture 1"/>
+            <wp:cNvGraphicFramePr>
+              <a:graphicFrameLocks xmlns:a="http://schemas.openxmlformats.org/drawingml/2006/main" noChangeAspect="1"/>
+            </wp:cNvGraphicFramePr>
+            <a:graphic xmlns:a="http://schemas.openxmlformats.org/drawingml/2006/main">
+              <a:graphicData uri="http://schemas.openxmlformats.org/drawingml/2006/picture">
+                <pic:pic xmlns:pic="http://schemas.openxmlformats.org/drawingml/2006/picture">
+                  <pic:nvPicPr>
+                    <pic:cNvPr id="1641898346" name=""/>
+                    <pic:cNvPicPr/>
+                  </pic:nvPicPr>
+                  <pic:blipFill>
+                    <a:blip r:embed="rId20"/>
+                    <a:stretch>
+                      <a:fillRect/>
+                    </a:stretch>
+                  </pic:blipFill>
+                  <pic:spPr>
+                    <a:xfrm>
+                      <a:off x="0" y="0"/>
+                      <a:ext cx="2894701" cy="1628229"/>
+                    </a:xfrm>
+                    <a:prstGeom prst="rect">
+                      <a:avLst/>
+                    </a:prstGeom>
+                  </pic:spPr>
+                </pic:pic>
+              </a:graphicData>
+            </a:graphic>
+          </wp:inline>
+        </w:drawing>
+      </w:r>
+      <w:r>
+        <w:rPr>
+          <w:noProof/>
+        </w:rPr>
+        <w:t xml:space="preserve"> </w:t>
+      </w:r>
+      <w:r>
+        <w:rPr>
+          <w:noProof/>
+        </w:rPr>
+        <w:drawing>
+          <wp:inline distT="0" distB="0" distL="0" distR="0" wp14:anchorId="6A08A761" wp14:editId="78A10BCD">
+            <wp:extent cx="2971874" cy="1671638"/>
+            <wp:effectExtent l="0" t="0" r="0" b="5080"/>
+            <wp:docPr id="1311006877" name="Picture 1"/>
+            <wp:cNvGraphicFramePr>
+              <a:graphicFrameLocks xmlns:a="http://schemas.openxmlformats.org/drawingml/2006/main" noChangeAspect="1"/>
+            </wp:cNvGraphicFramePr>
+            <a:graphic xmlns:a="http://schemas.openxmlformats.org/drawingml/2006/main">
+              <a:graphicData uri="http://schemas.openxmlformats.org/drawingml/2006/picture">
+                <pic:pic xmlns:pic="http://schemas.openxmlformats.org/drawingml/2006/picture">
+                  <pic:nvPicPr>
+                    <pic:cNvPr id="1311006877" name=""/>
+                    <pic:cNvPicPr/>
+                  </pic:nvPicPr>
+                  <pic:blipFill>
+                    <a:blip r:embed="rId21"/>
+                    <a:stretch>
+                      <a:fillRect/>
+                    </a:stretch>
+                  </pic:blipFill>
+                  <pic:spPr>
+                    <a:xfrm>
+                      <a:off x="0" y="0"/>
+                      <a:ext cx="2984780" cy="1678897"/>
+                    </a:xfrm>
+                    <a:prstGeom prst="rect">
+                      <a:avLst/>
+                    </a:prstGeom>
+                  </pic:spPr>
+                </pic:pic>
+              </a:graphicData>
+            </a:graphic>
+          </wp:inline>
+        </w:drawing>
+      </w:r>
+    </w:p>
+    <w:p>
+      <w:pPr>
+        <w:ind w:left="-283"/>
+      </w:pPr>
+      <w:r>
+        <w:rPr>
+          <w:noProof/>
+        </w:rPr>
+        <w:drawing>
+          <wp:inline distT="0" distB="0" distL="0" distR="0" wp14:anchorId="786A1465" wp14:editId="1C9FB947">
+            <wp:extent cx="5437991" cy="2652713"/>
+            <wp:effectExtent l="0" t="0" r="0" b="0"/>
+            <wp:docPr id="401866856" name="Picture 1"/>
+            <wp:cNvGraphicFramePr>
+              <a:graphicFrameLocks xmlns:a="http://schemas.openxmlformats.org/drawingml/2006/main" noChangeAspect="1"/>
+            </wp:cNvGraphicFramePr>
+            <a:graphic xmlns:a="http://schemas.openxmlformats.org/drawingml/2006/main">
+              <a:graphicData uri="http://schemas.openxmlformats.org/drawingml/2006/picture">
+                <pic:pic xmlns:pic="http://schemas.openxmlformats.org/drawingml/2006/picture">
+                  <pic:nvPicPr>
+                    <pic:cNvPr id="401866856" name=""/>
+                    <pic:cNvPicPr/>
+                  </pic:nvPicPr>
+                  <pic:blipFill>
+                    <a:blip r:embed="rId22"/>
+                    <a:stretch>
+                      <a:fillRect/>
+                    </a:stretch>
+                  </pic:blipFill>
+                  <pic:spPr>
+                    <a:xfrm>
+                      <a:off x="0" y="0"/>
+                      <a:ext cx="5471094" cy="2668861"/>
+                    </a:xfrm>
+                    <a:prstGeom prst="rect">
+                      <a:avLst/>
+                    </a:prstGeom>
+                  </pic:spPr>
+                </pic:pic>
+              </a:graphicData>
+            </a:graphic>
+          </wp:inline>
+        </w:drawing>
+      </w:r>
+    </w:p>
+    <w:p>
+      <w:pPr>
+        <w:ind w:left="-283"/>
+      </w:pPr>
+      <w:r>
+        <w:rPr>
+          <w:noProof/>
+        </w:rPr>
+        <w:drawing>
+          <wp:inline distT="0" distB="0" distL="0" distR="0" wp14:anchorId="03169A73" wp14:editId="25D810AD">
+            <wp:extent cx="3598423" cy="2024063"/>
+            <wp:effectExtent l="0" t="0" r="2540" b="0"/>
+            <wp:docPr id="373522831" name="Picture 1"/>
+            <wp:cNvGraphicFramePr>
+              <a:graphicFrameLocks xmlns:a="http://schemas.openxmlformats.org/drawingml/2006/main" noChangeAspect="1"/>
+            </wp:cNvGraphicFramePr>
+            <a:graphic xmlns:a="http://schemas.openxmlformats.org/drawingml/2006/main">
+              <a:graphicData uri="http://schemas.openxmlformats.org/drawingml/2006/picture">
+                <pic:pic xmlns:pic="http://schemas.openxmlformats.org/drawingml/2006/picture">
+                  <pic:nvPicPr>
+                    <pic:cNvPr id="373522831" name=""/>
+                    <pic:cNvPicPr/>
+                  </pic:nvPicPr>
+                  <pic:blipFill>
+                    <a:blip r:embed="rId23"/>
+                    <a:stretch>
+                      <a:fillRect/>
+                    </a:stretch>
+                  </pic:blipFill>
+                  <pic:spPr>
+                    <a:xfrm>
+                      <a:off x="0" y="0"/>
+                      <a:ext cx="3602730" cy="2026485"/>
+                    </a:xfrm>
+                    <a:prstGeom prst="rect">
+                      <a:avLst/>
+                    </a:prstGeom>
+                  </pic:spPr>
+                </pic:pic>
+              </a:graphicData>
+            </a:graphic>
+          </wp:inline>
+        </w:drawing>
+      </w:r>
+    </w:p>
+    <w:p>
+      <w:pPr>
+        <w:ind w:left="-283"/>
+        <w:jc w:val="center"/>
+      </w:pPr>
+      <w:r>
+        <w:rPr>
+          <w:noProof/>
+        </w:rPr>
+        <w:lastRenderedPageBreak/>
+        <w:drawing>
+          <wp:inline distT="0" distB="0" distL="0" distR="0" wp14:anchorId="7D40F52F" wp14:editId="39F61C51">
+            <wp:extent cx="3743325" cy="2105568"/>
+            <wp:effectExtent l="0" t="0" r="0" b="9525"/>
+            <wp:docPr id="2140293695" name="Picture 1"/>
+            <wp:cNvGraphicFramePr>
+              <a:graphicFrameLocks xmlns:a="http://schemas.openxmlformats.org/drawingml/2006/main" noChangeAspect="1"/>
+            </wp:cNvGraphicFramePr>
+            <a:graphic xmlns:a="http://schemas.openxmlformats.org/drawingml/2006/main">
+              <a:graphicData uri="http://schemas.openxmlformats.org/drawingml/2006/picture">
+                <pic:pic xmlns:pic="http://schemas.openxmlformats.org/drawingml/2006/picture">
+                  <pic:nvPicPr>
+                    <pic:cNvPr id="2140293695" name=""/>
+                    <pic:cNvPicPr/>
+                  </pic:nvPicPr>
+                  <pic:blipFill>
+                    <a:blip r:embed="rId24"/>
+                    <a:stretch>
+                      <a:fillRect/>
+                    </a:stretch>
+                  </pic:blipFill>
+                  <pic:spPr>
+                    <a:xfrm>
+                      <a:off x="0" y="0"/>
+                      <a:ext cx="3751270" cy="2110037"/>
+                    </a:xfrm>
+                    <a:prstGeom prst="rect">
+                      <a:avLst/>
+                    </a:prstGeom>
+                  </pic:spPr>
+                </pic:pic>
+              </a:graphicData>
+            </a:graphic>
+          </wp:inline>
+        </w:drawing>
+      </w:r>
     </w:p>
     <w:sectPr>
       <w:pgSz w:w="11906" w:h="16838"/>
@@ -130,6 +1075,103 @@
     </w:sectPr>
   </w:body>
 </w:document>
+</file>
+
+<file path=word/numbering.xml><?xml version="1.0" encoding="utf-8"?>
+<w:numbering xmlns:wpc="http://schemas.microsoft.com/office/word/2010/wordprocessingCanvas" xmlns:cx="http://schemas.microsoft.com/office/drawing/2014/chartex" xmlns:cx1="http://schemas.microsoft.com/office/drawing/2015/9/8/chartex" xmlns:cx2="http://schemas.microsoft.com/office/drawing/2015/10/21/chartex" xmlns:cx3="http://schemas.microsoft.com/office/drawing/2016/5/9/chartex" xmlns:cx4="http://schemas.microsoft.com/office/drawing/2016/5/10/chartex" xmlns:cx5="http://schemas.microsoft.com/office/drawing/2016/5/11/chartex" xmlns:cx6="http://schemas.microsoft.com/office/drawing/2016/5/12/chartex" xmlns:cx7="http://schemas.microsoft.com/office/drawing/2016/5/13/chartex" xmlns:cx8="http://schemas.microsoft.com/office/drawing/2016/5/14/chartex" xmlns:mc="http://schemas.openxmlformats.org/markup-compatibility/2006" xmlns:aink="http://schemas.microsoft.com/office/drawing/2016/ink" xmlns:am3d="http://schemas.microsoft.com/office/drawing/2017/model3d" xmlns:o="urn:schemas-microsoft-com:office:office" xmlns:oel="http://schemas.microsoft.com/office/2019/extlst" xmlns:r="http://schemas.openxmlformats.org/officeDocument/2006/relationships" xmlns:m="http://schemas.openxmlformats.org/officeDocument/2006/math" xmlns:v="urn:schemas-microsoft-com:vml" xmlns:wp14="http://schemas.microsoft.com/office/word/2010/wordprocessingDrawing" xmlns:wp="http://schemas.openxmlformats.org/drawingml/2006/wordprocessingDrawing" xmlns:w10="urn:schemas-microsoft-com:office:word" xmlns:w="http://schemas.openxmlformats.org/wordprocessingml/2006/main" xmlns:w14="http://schemas.microsoft.com/office/word/2010/wordml" xmlns:w15="http://schemas.microsoft.com/office/word/2012/wordml" xmlns:w16cex="http://schemas.microsoft.com/office/word/2018/wordml/cex" xmlns:w16cid="http://schemas.microsoft.com/office/word/2016/wordml/cid" xmlns:w16="http://schemas.microsoft.com/office/word/2018/wordml" xmlns:w16du="http://schemas.microsoft.com/office/word/2023/wordml/word16du" xmlns:w16sdtdh="http://schemas.microsoft.com/office/word/2020/wordml/sdtdatahash" xmlns:w16sdtfl="http://schemas.microsoft.com/office/word/2024/wordml/sdtformatlock" xmlns:w16se="http://schemas.microsoft.com/office/word/2015/wordml/symex" xmlns:wpg="http://schemas.microsoft.com/office/word/2010/wordprocessingGroup" xmlns:wpi="http://schemas.microsoft.com/office/word/2010/wordprocessingInk" xmlns:wne="http://schemas.microsoft.com/office/word/2006/wordml" xmlns:wps="http://schemas.microsoft.com/office/word/2010/wordprocessingShape" mc:Ignorable="w14 w15 w16se w16cid w16 w16cex w16sdtdh w16sdtfl w16du wp14">
+  <w:abstractNum w:abstractNumId="0" w15:restartNumberingAfterBreak="0">
+    <w:nsid w:val="21E05720"/>
+    <w:multiLevelType w:val="hybridMultilevel"/>
+    <w:tmpl w:val="B8F6658C"/>
+    <w:lvl w:ilvl="0" w:tplc="40090011">
+      <w:start w:val="1"/>
+      <w:numFmt w:val="decimal"/>
+      <w:lvlText w:val="%1)"/>
+      <w:lvlJc w:val="left"/>
+      <w:pPr>
+        <w:ind w:left="720" w:hanging="360"/>
+      </w:pPr>
+      <w:rPr>
+        <w:rFonts w:hint="default"/>
+      </w:rPr>
+    </w:lvl>
+    <w:lvl w:ilvl="1" w:tplc="40090019" w:tentative="1">
+      <w:start w:val="1"/>
+      <w:numFmt w:val="lowerLetter"/>
+      <w:lvlText w:val="%2."/>
+      <w:lvlJc w:val="left"/>
+      <w:pPr>
+        <w:ind w:left="1440" w:hanging="360"/>
+      </w:pPr>
+    </w:lvl>
+    <w:lvl w:ilvl="2" w:tplc="4009001B" w:tentative="1">
+      <w:start w:val="1"/>
+      <w:numFmt w:val="lowerRoman"/>
+      <w:lvlText w:val="%3."/>
+      <w:lvlJc w:val="right"/>
+      <w:pPr>
+        <w:ind w:left="2160" w:hanging="180"/>
+      </w:pPr>
+    </w:lvl>
+    <w:lvl w:ilvl="3" w:tplc="4009000F" w:tentative="1">
+      <w:start w:val="1"/>
+      <w:numFmt w:val="decimal"/>
+      <w:lvlText w:val="%4."/>
+      <w:lvlJc w:val="left"/>
+      <w:pPr>
+        <w:ind w:left="2880" w:hanging="360"/>
+      </w:pPr>
+    </w:lvl>
+    <w:lvl w:ilvl="4" w:tplc="40090019" w:tentative="1">
+      <w:start w:val="1"/>
+      <w:numFmt w:val="lowerLetter"/>
+      <w:lvlText w:val="%5."/>
+      <w:lvlJc w:val="left"/>
+      <w:pPr>
+        <w:ind w:left="3600" w:hanging="360"/>
+      </w:pPr>
+    </w:lvl>
+    <w:lvl w:ilvl="5" w:tplc="4009001B" w:tentative="1">
+      <w:start w:val="1"/>
+      <w:numFmt w:val="lowerRoman"/>
+      <w:lvlText w:val="%6."/>
+      <w:lvlJc w:val="right"/>
+      <w:pPr>
+        <w:ind w:left="4320" w:hanging="180"/>
+      </w:pPr>
+    </w:lvl>
+    <w:lvl w:ilvl="6" w:tplc="4009000F" w:tentative="1">
+      <w:start w:val="1"/>
+      <w:numFmt w:val="decimal"/>
+      <w:lvlText w:val="%7."/>
+      <w:lvlJc w:val="left"/>
+      <w:pPr>
+        <w:ind w:left="5040" w:hanging="360"/>
+      </w:pPr>
+    </w:lvl>
+    <w:lvl w:ilvl="7" w:tplc="40090019" w:tentative="1">
+      <w:start w:val="1"/>
+      <w:numFmt w:val="lowerLetter"/>
+      <w:lvlText w:val="%8."/>
+      <w:lvlJc w:val="left"/>
+      <w:pPr>
+        <w:ind w:left="5760" w:hanging="360"/>
+      </w:pPr>
+    </w:lvl>
+    <w:lvl w:ilvl="8" w:tplc="4009001B" w:tentative="1">
+      <w:start w:val="1"/>
+      <w:numFmt w:val="lowerRoman"/>
+      <w:lvlText w:val="%9."/>
+      <w:lvlJc w:val="right"/>
+      <w:pPr>
+        <w:ind w:left="6480" w:hanging="180"/>
+      </w:pPr>
+    </w:lvl>
+  </w:abstractNum>
+  <w:num w:numId="1" w16cid:durableId="531766519">
+    <w:abstractNumId w:val="0"/>
+  </w:num>
+</w:numbering>
 </file>
 
 <file path=word/styles.xml><?xml version="1.0" encoding="utf-8"?>
